--- a/lessons/halloween/plans/halloween_7-9_advanced.docx
+++ b/lessons/halloween/plans/halloween_7-9_advanced.docx
@@ -1577,7 +1577,7 @@
         </w:numPr>
       </w:pPr>
       <w:r>
-        <w:t xml:space="preserve">True / False по картинке</w:t>
+        <w:t xml:space="preserve">Верно / неверно по картинке</w:t>
       </w:r>
     </w:p>
     <w:p>
